--- a/resumes/Joane_Aristilde_Agile_Scrum_Master.docx
+++ b/resumes/Joane_Aristilde_Agile_Scrum_Master.docx
@@ -83,7 +83,7 @@
           <w:rFonts w:ascii="Calibri Light" w:hAnsi="Calibri Light"/>
           <w:color w:val="404040" w:themeColor="text1" w:themeTint="BF"/>
         </w:rPr>
-        <w:t xml:space="preserve">Miami, FL | 305-332-5401 | </w:t>
+        <w:t xml:space="preserve">Miami, FL | </w:t>
       </w:r>
       <w:hyperlink r:id="rId5" w:history="1">
         <w:r>

--- a/resumes/Joane_Aristilde_Agile_Scrum_Master.docx
+++ b/resumes/Joane_Aristilde_Agile_Scrum_Master.docx
@@ -1255,7 +1255,7 @@
         <w:rPr>
           <w:rFonts w:ascii="Calibri Light" w:hAnsi="Calibri Light"/>
         </w:rPr>
-        <w:t>IT Project Manager II | August 2010 - May 2014</w:t>
+        <w:t>IT Project Manager II | January 2010 - May 2014</w:t>
       </w:r>
     </w:p>
     <w:p>
